--- a/sources/BMU Brief Profile.docx
+++ b/sources/BMU Brief Profile.docx
@@ -378,7 +378,7 @@
           <w:lang w:eastAsia="en-GB"/>
           <w14:ligatures w14:val="none"/>
         </w:rPr>
-        <w:t>Governing Council Chair: Prof. Tarila Tebepah (inaugurated July 2024)</w:t>
+        <w:t>Pro-Chancellor / Chairman of Governing Council: Prof. Tarila Tebepah (inaugurated July 2024)</w:t>
       </w:r>
     </w:p>
     <w:p>
